--- a/Maps.docx
+++ b/Maps.docx
@@ -229,19 +229,17 @@
           <w:b/>
           <w:bCs/>
         </w:rPr>
-        <w:t>Reset Region Maps</w:t>
+        <w:t>Only Missing Maps: When ticked, a region that already has a map tile is left alone and only regions with no tile yet are drawn. A per-region override still wins over this.</w:t>
+        <w:br/>
+        <w:t>Map Center Location (X and Y, with a Choose button): sets the coordinate the web map is centred on. Choose picks a region and fills in its coordinates.</w:t>
+        <w:br/>
+        <w:t>Reset Region Maps:  This resets all regions to use the default map type.</w:t>
       </w:r>
       <w:proofErr w:type="gramStart"/>
-      <w:r>
-        <w:t>:</w:t>
-      </w:r>
-      <w:r>
-        <w:t xml:space="preserve">  This</w:t>
-      </w:r>
+      <w:r/>
+      <w:r/>
       <w:proofErr w:type="gramEnd"/>
-      <w:r>
-        <w:t xml:space="preserve"> resets all regions to use the default map type.</w:t>
-      </w:r>
+      <w:r/>
     </w:p>
     <w:p>
       <w:pPr>
@@ -349,7 +347,7 @@
           <w:b/>
           <w:bCs/>
         </w:rPr>
-        <w:t xml:space="preserve">View Web </w:t>
+        <w:t xml:space="preserve">Edit/Move Maps opens the Map Editor so you can move region tiles around, and Export All Maps writes every map tile out to a file. The web map itself is served at </w:t>
       </w:r>
       <w:r>
         <w:rPr>
@@ -357,7 +355,6 @@
           <w:b/>
           <w:bCs/>
         </w:rPr>
-        <w:t>Map</w:t>
       </w:r>
       <w:r>
         <w:rPr>
@@ -365,25 +362,21 @@
           <w:b/>
           <w:bCs/>
         </w:rPr>
-        <w:t xml:space="preserve">: </w:t>
-      </w:r>
-      <w:r>
-        <w:rPr>
-          <w:rFonts w:eastAsia="Arial Unicode MS"/>
-        </w:rPr>
-        <w:t xml:space="preserve">Enabled if your system is </w:t>
-      </w:r>
-      <w:r>
-        <w:rPr>
-          <w:rFonts w:eastAsia="Arial Unicode MS"/>
-        </w:rPr>
-        <w:t>running</w:t>
-      </w:r>
-      <w:r>
-        <w:rPr>
-          <w:rFonts w:eastAsia="Arial Unicode MS"/>
-        </w:rPr>
-        <w:t xml:space="preserve">.  Opens a web browser to </w:t>
+      </w:r>
+      <w:r>
+        <w:rPr>
+          <w:rFonts w:eastAsia="Arial Unicode MS"/>
+        </w:rPr>
+      </w:r>
+      <w:r>
+        <w:rPr>
+          <w:rFonts w:eastAsia="Arial Unicode MS"/>
+        </w:rPr>
+      </w:r>
+      <w:r>
+        <w:rPr>
+          <w:rFonts w:eastAsia="Arial Unicode MS"/>
+        </w:rPr>
       </w:r>
       <w:hyperlink r:id="rId7" w:history="1">
         <w:r>
@@ -417,7 +410,7 @@
           <w:b/>
           <w:bCs/>
         </w:rPr>
-        <w:t>Small Metro Map and Large Metro Maps</w:t>
+        <w:t>Web Maps: Available only if your Apache/PHP is enabled in Settings Web Pages. These maps are generated by PHP and the Apache web server, and the button opens them in a browser.</w:t>
       </w:r>
       <w:r>
         <w:rPr>
@@ -425,13 +418,11 @@
           <w:b/>
           <w:bCs/>
         </w:rPr>
-        <w:t xml:space="preserve">: </w:t>
-      </w:r>
-      <w:r>
-        <w:rPr>
-          <w:rFonts w:eastAsia="Arial Unicode MS"/>
-        </w:rPr>
-        <w:t xml:space="preserve"> Available only if your Apache/PHP is enabled in Settings Web Pages. These maps are generated by PHP and Apache web server.</w:t>
+      </w:r>
+      <w:r>
+        <w:rPr>
+          <w:rFonts w:eastAsia="Arial Unicode MS"/>
+        </w:rPr>
       </w:r>
     </w:p>
     <w:p>
@@ -450,13 +441,14 @@
           <w:b/>
           <w:bCs/>
         </w:rPr>
-        <w:t>View All Maps</w:t>
-      </w:r>
-      <w:r>
-        <w:rPr>
-          <w:rFonts w:eastAsia="Arial Unicode MS"/>
-        </w:rPr>
-        <w:t xml:space="preserve"> displays all maps. You can save or print them. Clicking a map causes it to exit.</w:t>
+        <w:t>View All Maps displays all maps. You can save or print them. Clicking a map causes it to exit.</w:t>
+        <w:br/>
+        <w:t>Visitor section: View Visitor Maps shows the visitor heat maps, Log Visitors turns visitor logging on, Public Maps makes the maps publicly reachable, and Keep for Days sets how long visitor data is retained.</w:t>
+      </w:r>
+      <w:r>
+        <w:rPr>
+          <w:rFonts w:eastAsia="Arial Unicode MS"/>
+        </w:rPr>
       </w:r>
     </w:p>
     <w:p>
